--- a/docs/gruithuisen.docx
+++ b/docs/gruithuisen.docx
@@ -96,13 +96,13 @@
         <w:t xml:space="preserve">Working data product: daily entries with date, time, presence/absence of spots, NG/NS counts (if visible), drawing type/quality flag, weather/seeing notes, and page references.</w:t>
       </w:r>
     </w:p>
-    <w:bookmarkStart w:id="20" w:name="importance-for-farsun-isn-v3"/>
+    <w:bookmarkStart w:id="20" w:name="importance-for-farsun-sn-v3"/>
     <w:p>
       <w:pPr>
         <w:pStyle w:val="Heading4"/>
       </w:pPr>
       <w:r>
-        <w:t xml:space="preserve">0.1.1 Importance (for FARSuN &amp; ISN V3)</w:t>
+        <w:t xml:space="preserve">0.1.1 Importance (for FARSuN &amp; SN V3)</w:t>
       </w:r>
     </w:p>
     <w:p>
@@ -126,7 +126,7 @@
         </w:numPr>
       </w:pPr>
       <w:r>
-        <w:t xml:space="preserve">Includes both spotless and active days — essential for long-term continuity and low-activity baselines in the International Sunspot Number (V3).</w:t>
+        <w:t xml:space="preserve">Includes both spotless and active days — essential for long-term continuity and low-activity baselines in the Sunspot Number (SN V3).</w:t>
       </w:r>
     </w:p>
     <w:p>
@@ -393,13 +393,13 @@
     </w:p>
     <w:bookmarkEnd w:id="25"/>
     <w:bookmarkEnd w:id="26"/>
-    <w:bookmarkStart w:id="27" w:name="next-steps-toward-isn-v3-integration"/>
+    <w:bookmarkStart w:id="27" w:name="next-steps-toward-sn-v3-integration"/>
     <w:p>
       <w:pPr>
         <w:pStyle w:val="Heading3"/>
       </w:pPr>
       <w:r>
-        <w:t xml:space="preserve">0.3 Next Steps (toward ISN V3 integration)</w:t>
+        <w:t xml:space="preserve">0.3 Next Steps (toward SN V3 integration)</w:t>
       </w:r>
     </w:p>
     <w:p>
@@ -467,7 +467,7 @@
         <w:pStyle w:val="FirstParagraph"/>
       </w:pPr>
       <w:r>
-        <w:t xml:space="preserve">Gruithuisen’s manuscripts offer a long, context-rich, early-19th-century record of solar and meteorological activity. With extraction, QC nearly complete, this dataset is poised to become a cornerstone for ISN V3 calibration and uncertainty modeling within the FARSuN project.</w:t>
+        <w:t xml:space="preserve">Gruithuisen’s manuscripts offer a long, context-rich, early-19th-century record of solar and meteorological activity. With extraction, QC nearly complete, this dataset is poised to become a cornerstone for SN V3 calibration and uncertainty modeling within the FARSuN project.</w:t>
       </w:r>
     </w:p>
     <w:bookmarkEnd w:id="27"/>

--- a/docs/gruithuisen.docx
+++ b/docs/gruithuisen.docx
@@ -36,13 +36,13 @@
         </w:p>
       </w:sdtContent>
     </w:sdt>
-    <w:bookmarkStart w:id="23" w:name="gruithuisen-data"/>
-    <w:p>
-      <w:pPr>
-        <w:pStyle w:val="Heading3"/>
-      </w:pPr>
-      <w:r>
-        <w:t xml:space="preserve">0.1 Gruithuisen Data</w:t>
+    <w:bookmarkStart w:id="27" w:name="gruithuisen-data"/>
+    <w:p>
+      <w:pPr>
+        <w:pStyle w:val="Heading1"/>
+      </w:pPr>
+      <w:r>
+        <w:t xml:space="preserve">1. Gruithuisen Data</w:t>
       </w:r>
     </w:p>
     <w:p>
@@ -99,10 +99,19 @@
     <w:bookmarkStart w:id="20" w:name="importance-for-farsun-sn-v3"/>
     <w:p>
       <w:pPr>
-        <w:pStyle w:val="Heading4"/>
-      </w:pPr>
-      <w:r>
-        <w:t xml:space="preserve">0.1.1 Importance (for FARSuN &amp; SN V3)</w:t>
+        <w:pStyle w:val="Heading2"/>
+      </w:pPr>
+      <w:r>
+        <w:t xml:space="preserve">1.1 Importance (for FARSuN &amp; S</w:t>
+      </w:r>
+      <w:r>
+        <w:t xml:space="preserve">N</w:t>
+      </w:r>
+      <w:r>
+        <w:t xml:space="preserve"> </w:t>
+      </w:r>
+      <w:r>
+        <w:t xml:space="preserve">V3)</w:t>
       </w:r>
     </w:p>
     <w:p>
@@ -126,7 +135,16 @@
         </w:numPr>
       </w:pPr>
       <w:r>
-        <w:t xml:space="preserve">Includes both spotless and active days — essential for long-term continuity and low-activity baselines in the Sunspot Number (SN V3).</w:t>
+        <w:t xml:space="preserve">Includes both spotless and active days — essential for long-term continuity and low-activity baselines in the Sunspot Number (S</w:t>
+      </w:r>
+      <w:r>
+        <w:t xml:space="preserve">N</w:t>
+      </w:r>
+      <w:r>
+        <w:t xml:space="preserve"> </w:t>
+      </w:r>
+      <w:r>
+        <w:t xml:space="preserve">V3).</w:t>
       </w:r>
     </w:p>
     <w:p>
@@ -157,10 +175,10 @@
     <w:bookmarkStart w:id="21" w:name="time-span-working-range"/>
     <w:p>
       <w:pPr>
-        <w:pStyle w:val="Heading4"/>
-      </w:pPr>
-      <w:r>
-        <w:t xml:space="preserve">0.1.2 Time Span (working range)</w:t>
+        <w:pStyle w:val="Heading2"/>
+      </w:pPr>
+      <w:r>
+        <w:t xml:space="preserve">1.2 Time Span (working range)</w:t>
       </w:r>
     </w:p>
     <w:p>
@@ -191,10 +209,10 @@
     <w:bookmarkStart w:id="22" w:name="what-is-being-extracted"/>
     <w:p>
       <w:pPr>
-        <w:pStyle w:val="Heading4"/>
-      </w:pPr>
-      <w:r>
-        <w:t xml:space="preserve">0.1.3 What is being extracted</w:t>
+        <w:pStyle w:val="Heading2"/>
+      </w:pPr>
+      <w:r>
+        <w:t xml:space="preserve">1.3 What is being extracted</w:t>
       </w:r>
     </w:p>
     <w:p>
@@ -246,129 +264,228 @@
       </w:r>
     </w:p>
     <w:bookmarkEnd w:id="22"/>
+    <w:bookmarkStart w:id="25" w:name="current-status-oct-2025"/>
+    <w:p>
+      <w:pPr>
+        <w:pStyle w:val="Heading2"/>
+      </w:pPr>
+      <w:r>
+        <w:t xml:space="preserve">1.4 Current Status (Oct 2025)</w:t>
+      </w:r>
+    </w:p>
+    <w:p>
+      <w:pPr>
+        <w:pStyle w:val="Compact"/>
+        <w:numPr>
+          <w:ilvl w:val="0"/>
+          <w:numId w:val="1005"/>
+        </w:numPr>
+      </w:pPr>
+      <w:r>
+        <w:t xml:space="preserve">Data retrieval: All image scans and text snippets collected; preliminary CSV/XLSX files prepared.</w:t>
+      </w:r>
+    </w:p>
+    <w:p>
+      <w:pPr>
+        <w:pStyle w:val="Compact"/>
+        <w:numPr>
+          <w:ilvl w:val="0"/>
+          <w:numId w:val="1005"/>
+        </w:numPr>
+      </w:pPr>
+      <w:r>
+        <w:t xml:space="preserve">Digitization: Page crops and snippet images completed; Transkribus/Cloude App workflow/pipeline is prepared for Kurrent script.</w:t>
+      </w:r>
+    </w:p>
+    <w:p>
+      <w:pPr>
+        <w:pStyle w:val="Compact"/>
+        <w:numPr>
+          <w:ilvl w:val="0"/>
+          <w:numId w:val="1005"/>
+        </w:numPr>
+      </w:pPr>
+      <w:r>
+        <w:t xml:space="preserve">Counting: Double-counting verification procedure definition in progress.</w:t>
+      </w:r>
+    </w:p>
+    <w:p>
+      <w:pPr>
+        <w:pStyle w:val="Compact"/>
+        <w:numPr>
+          <w:ilvl w:val="0"/>
+          <w:numId w:val="1005"/>
+        </w:numPr>
+      </w:pPr>
+      <w:r>
+        <w:t xml:space="preserve">Quality control: Two-pass QC (survey → counting) in progress;</w:t>
+      </w:r>
+    </w:p>
+    <w:p>
+      <w:pPr>
+        <w:pStyle w:val="Compact"/>
+        <w:numPr>
+          <w:ilvl w:val="0"/>
+          <w:numId w:val="1005"/>
+        </w:numPr>
+      </w:pPr>
+      <w:r>
+        <w:t xml:space="preserve">Metadata: Observer/site/instrument registry being merged with database; VO/EPN-TAP export planned after QC completion.</w:t>
+      </w:r>
+    </w:p>
+    <w:bookmarkStart w:id="23" w:name="quality-control-normalization"/>
+    <w:p>
+      <w:pPr>
+        <w:pStyle w:val="Heading3"/>
+      </w:pPr>
+      <w:r>
+        <w:t xml:space="preserve">1.4.1 Quality Control &amp; Normalization</w:t>
+      </w:r>
+    </w:p>
+    <w:p>
+      <w:pPr>
+        <w:pStyle w:val="Compact"/>
+        <w:numPr>
+          <w:ilvl w:val="0"/>
+          <w:numId w:val="1006"/>
+        </w:numPr>
+      </w:pPr>
+      <w:r>
+        <w:t xml:space="preserve">Enforce standardized filenames, date/time formats, and provenance flags.</w:t>
+      </w:r>
+    </w:p>
+    <w:p>
+      <w:pPr>
+        <w:pStyle w:val="Compact"/>
+        <w:numPr>
+          <w:ilvl w:val="0"/>
+          <w:numId w:val="1006"/>
+        </w:numPr>
+      </w:pPr>
+      <w:r>
+        <w:t xml:space="preserve">Maintain audit trail linking every image to its extracted record.</w:t>
+      </w:r>
+    </w:p>
+    <w:p>
+      <w:pPr>
+        <w:pStyle w:val="Compact"/>
+        <w:numPr>
+          <w:ilvl w:val="0"/>
+          <w:numId w:val="1006"/>
+        </w:numPr>
+      </w:pPr>
+      <w:r>
+        <w:t xml:space="preserve">Ambiguous or illegible Kurrent passages flagged for expert review; define acceptance thresholds for HTR accuracy.</w:t>
+      </w:r>
+    </w:p>
     <w:bookmarkEnd w:id="23"/>
-    <w:bookmarkStart w:id="26" w:name="current-status-oct-2025"/>
+    <w:bookmarkStart w:id="24" w:name="open-items"/>
     <w:p>
       <w:pPr>
         <w:pStyle w:val="Heading3"/>
       </w:pPr>
       <w:r>
-        <w:t xml:space="preserve">0.2 Current Status (Oct 2025)</w:t>
-      </w:r>
-    </w:p>
-    <w:p>
-      <w:pPr>
-        <w:pStyle w:val="Compact"/>
-        <w:numPr>
-          <w:ilvl w:val="0"/>
-          <w:numId w:val="1005"/>
-        </w:numPr>
-      </w:pPr>
-      <w:r>
-        <w:t xml:space="preserve">Data retrieval: All image scans and text snippets collected; preliminary CSV/XLSX files prepared.</w:t>
-      </w:r>
-    </w:p>
-    <w:p>
-      <w:pPr>
-        <w:pStyle w:val="Compact"/>
-        <w:numPr>
-          <w:ilvl w:val="0"/>
-          <w:numId w:val="1005"/>
-        </w:numPr>
-      </w:pPr>
-      <w:r>
-        <w:t xml:space="preserve">Digitization: Page crops and snippet images completed; Transkribus/Cloude App workflow/pipeline is prepared for Kurrent script.</w:t>
-      </w:r>
-    </w:p>
-    <w:p>
-      <w:pPr>
-        <w:pStyle w:val="Compact"/>
-        <w:numPr>
-          <w:ilvl w:val="0"/>
-          <w:numId w:val="1005"/>
-        </w:numPr>
-      </w:pPr>
-      <w:r>
-        <w:t xml:space="preserve">Counting: Double-counting verification procedure definition in progress.</w:t>
-      </w:r>
-    </w:p>
-    <w:p>
-      <w:pPr>
-        <w:pStyle w:val="Compact"/>
-        <w:numPr>
-          <w:ilvl w:val="0"/>
-          <w:numId w:val="1005"/>
-        </w:numPr>
-      </w:pPr>
-      <w:r>
-        <w:t xml:space="preserve">Quality control: Two-pass QC (survey → counting) in progress;</w:t>
-      </w:r>
-    </w:p>
-    <w:p>
-      <w:pPr>
-        <w:pStyle w:val="Compact"/>
-        <w:numPr>
-          <w:ilvl w:val="0"/>
-          <w:numId w:val="1005"/>
-        </w:numPr>
-      </w:pPr>
-      <w:r>
-        <w:t xml:space="preserve">Metadata: Observer/site/instrument registry being merged with database; VO/EPN-TAP export planned after QC completion.</w:t>
-      </w:r>
-    </w:p>
-    <w:bookmarkStart w:id="24" w:name="quality-control-normalization"/>
-    <w:p>
-      <w:pPr>
-        <w:pStyle w:val="Heading4"/>
-      </w:pPr>
-      <w:r>
-        <w:t xml:space="preserve">0.2.1 Quality Control &amp; Normalization</w:t>
-      </w:r>
-    </w:p>
-    <w:p>
-      <w:pPr>
-        <w:pStyle w:val="Compact"/>
-        <w:numPr>
-          <w:ilvl w:val="0"/>
-          <w:numId w:val="1006"/>
-        </w:numPr>
-      </w:pPr>
-      <w:r>
-        <w:t xml:space="preserve">Enforce standardized filenames, date/time formats, and provenance flags.</w:t>
-      </w:r>
-    </w:p>
-    <w:p>
-      <w:pPr>
-        <w:pStyle w:val="Compact"/>
-        <w:numPr>
-          <w:ilvl w:val="0"/>
-          <w:numId w:val="1006"/>
-        </w:numPr>
-      </w:pPr>
-      <w:r>
-        <w:t xml:space="preserve">Maintain audit trail linking every image to its extracted record.</w:t>
-      </w:r>
-    </w:p>
-    <w:p>
-      <w:pPr>
-        <w:pStyle w:val="Compact"/>
-        <w:numPr>
-          <w:ilvl w:val="0"/>
-          <w:numId w:val="1006"/>
-        </w:numPr>
-      </w:pPr>
-      <w:r>
-        <w:t xml:space="preserve">Ambiguous or illegible Kurrent passages flagged for expert review; define acceptance thresholds for HTR accuracy.</w:t>
+        <w:t xml:space="preserve">1.4.2 Open Items</w:t>
+      </w:r>
+    </w:p>
+    <w:p>
+      <w:pPr>
+        <w:pStyle w:val="FirstParagraph"/>
+      </w:pPr>
+      <w:r>
+        <w:t xml:space="preserve">• Formalize counting policy for small in-text sketches (presence-only vs countable).</w:t>
+      </w:r>
+      <w:r>
+        <w:t xml:space="preserve"> </w:t>
+      </w:r>
+      <w:r>
+        <w:t xml:space="preserve">• Benchmark Transkribus/App HTR results; set minimum human-review rate.</w:t>
+      </w:r>
+      <w:r>
+        <w:t xml:space="preserve"> </w:t>
+      </w:r>
+      <w:r>
+        <w:t xml:space="preserve">• Identify overlaps with coeval observers for calibration validation.</w:t>
       </w:r>
     </w:p>
     <w:bookmarkEnd w:id="24"/>
-    <w:bookmarkStart w:id="25" w:name="open-items"/>
-    <w:p>
-      <w:pPr>
-        <w:pStyle w:val="Heading4"/>
-      </w:pPr>
-      <w:r>
-        <w:t xml:space="preserve">0.2.2 Open Items</w:t>
+    <w:bookmarkEnd w:id="25"/>
+    <w:bookmarkStart w:id="26" w:name="next-steps-toward-sn-v3-integration"/>
+    <w:p>
+      <w:pPr>
+        <w:pStyle w:val="Heading2"/>
+      </w:pPr>
+      <w:r>
+        <w:t xml:space="preserve">1.5 Next Steps (toward S</w:t>
+      </w:r>
+      <w:r>
+        <w:t xml:space="preserve">N</w:t>
+      </w:r>
+      <w:r>
+        <w:t xml:space="preserve"> </w:t>
+      </w:r>
+      <w:r>
+        <w:t xml:space="preserve">V3 integration)</w:t>
+      </w:r>
+    </w:p>
+    <w:p>
+      <w:pPr>
+        <w:pStyle w:val="Compact"/>
+        <w:numPr>
+          <w:ilvl w:val="0"/>
+          <w:numId w:val="1007"/>
+        </w:numPr>
+      </w:pPr>
+      <w:r>
+        <w:t xml:space="preserve">Complete survey pass → definitive daily presence/absence + drawing availability/type.</w:t>
+      </w:r>
+    </w:p>
+    <w:p>
+      <w:pPr>
+        <w:pStyle w:val="Compact"/>
+        <w:numPr>
+          <w:ilvl w:val="0"/>
+          <w:numId w:val="1007"/>
+        </w:numPr>
+      </w:pPr>
+      <w:r>
+        <w:t xml:space="preserve">Generate provisional daily NG/NS with uncertainty and provenance flags.</w:t>
+      </w:r>
+    </w:p>
+    <w:p>
+      <w:pPr>
+        <w:pStyle w:val="Compact"/>
+        <w:numPr>
+          <w:ilvl w:val="0"/>
+          <w:numId w:val="1007"/>
+        </w:numPr>
+      </w:pPr>
+      <w:r>
+        <w:t xml:space="preserve">Apply QC (dual counts, normalization, conflict resolution, metadata registry).</w:t>
+      </w:r>
+    </w:p>
+    <w:p>
+      <w:pPr>
+        <w:pStyle w:val="Compact"/>
+        <w:numPr>
+          <w:ilvl w:val="0"/>
+          <w:numId w:val="1007"/>
+        </w:numPr>
+      </w:pPr>
+      <w:r>
+        <w:t xml:space="preserve">Perform inter-observer calibration and bias checks.</w:t>
+      </w:r>
+    </w:p>
+    <w:p>
+      <w:pPr>
+        <w:pStyle w:val="Compact"/>
+        <w:numPr>
+          <w:ilvl w:val="0"/>
+          <w:numId w:val="1007"/>
+        </w:numPr>
+      </w:pPr>
+      <w:r>
+        <w:t xml:space="preserve">Publish FAIR, VO-ready tables (daily counts + condition data + image catalog) via ROB/SILSO.</w:t>
       </w:r>
     </w:p>
     <w:p>
@@ -376,100 +493,19 @@
         <w:pStyle w:val="FirstParagraph"/>
       </w:pPr>
       <w:r>
-        <w:t xml:space="preserve">• Formalize counting policy for small in-text sketches (presence-only vs countable).</w:t>
+        <w:t xml:space="preserve">Gruithuisen’s manuscripts offer a long, context-rich, early-19th-century record of solar and meteorological activity. With extraction, QC nearly complete, this dataset is poised to become a cornerstone for S</w:t>
+      </w:r>
+      <w:r>
+        <w:t xml:space="preserve">N</w:t>
       </w:r>
       <w:r>
         <w:t xml:space="preserve"> </w:t>
       </w:r>
       <w:r>
-        <w:t xml:space="preserve">• Benchmark Transkribus/App HTR results; set minimum human-review rate.</w:t>
-      </w:r>
-      <w:r>
-        <w:t xml:space="preserve"> </w:t>
-      </w:r>
-      <w:r>
-        <w:t xml:space="preserve">• Identify overlaps with coeval observers for calibration validation.</w:t>
-      </w:r>
-    </w:p>
-    <w:bookmarkEnd w:id="25"/>
+        <w:t xml:space="preserve">V3 calibration and uncertainty modeling within the FARSuN project.</w:t>
+      </w:r>
+    </w:p>
     <w:bookmarkEnd w:id="26"/>
-    <w:bookmarkStart w:id="27" w:name="next-steps-toward-sn-v3-integration"/>
-    <w:p>
-      <w:pPr>
-        <w:pStyle w:val="Heading3"/>
-      </w:pPr>
-      <w:r>
-        <w:t xml:space="preserve">0.3 Next Steps (toward SN V3 integration)</w:t>
-      </w:r>
-    </w:p>
-    <w:p>
-      <w:pPr>
-        <w:pStyle w:val="Compact"/>
-        <w:numPr>
-          <w:ilvl w:val="0"/>
-          <w:numId w:val="1007"/>
-        </w:numPr>
-      </w:pPr>
-      <w:r>
-        <w:t xml:space="preserve">Complete survey pass → definitive daily presence/absence + drawing availability/type.</w:t>
-      </w:r>
-    </w:p>
-    <w:p>
-      <w:pPr>
-        <w:pStyle w:val="Compact"/>
-        <w:numPr>
-          <w:ilvl w:val="0"/>
-          <w:numId w:val="1007"/>
-        </w:numPr>
-      </w:pPr>
-      <w:r>
-        <w:t xml:space="preserve">Generate provisional daily NG/NS with uncertainty and provenance flags.</w:t>
-      </w:r>
-    </w:p>
-    <w:p>
-      <w:pPr>
-        <w:pStyle w:val="Compact"/>
-        <w:numPr>
-          <w:ilvl w:val="0"/>
-          <w:numId w:val="1007"/>
-        </w:numPr>
-      </w:pPr>
-      <w:r>
-        <w:t xml:space="preserve">Apply QC (dual counts, normalization, conflict resolution, metadata registry).</w:t>
-      </w:r>
-    </w:p>
-    <w:p>
-      <w:pPr>
-        <w:pStyle w:val="Compact"/>
-        <w:numPr>
-          <w:ilvl w:val="0"/>
-          <w:numId w:val="1007"/>
-        </w:numPr>
-      </w:pPr>
-      <w:r>
-        <w:t xml:space="preserve">Perform inter-observer calibration and bias checks.</w:t>
-      </w:r>
-    </w:p>
-    <w:p>
-      <w:pPr>
-        <w:pStyle w:val="Compact"/>
-        <w:numPr>
-          <w:ilvl w:val="0"/>
-          <w:numId w:val="1007"/>
-        </w:numPr>
-      </w:pPr>
-      <w:r>
-        <w:t xml:space="preserve">Publish FAIR, VO-ready tables (daily counts + condition data + image catalog) via ROB/SILSO.</w:t>
-      </w:r>
-    </w:p>
-    <w:p>
-      <w:pPr>
-        <w:pStyle w:val="FirstParagraph"/>
-      </w:pPr>
-      <w:r>
-        <w:t xml:space="preserve">Gruithuisen’s manuscripts offer a long, context-rich, early-19th-century record of solar and meteorological activity. With extraction, QC nearly complete, this dataset is poised to become a cornerstone for SN V3 calibration and uncertainty modeling within the FARSuN project.</w:t>
-      </w:r>
-    </w:p>
     <w:bookmarkEnd w:id="27"/>
     <w:sectPr>
       <w:footnotePr>
